--- a/SMARTCLAUSE HEADS OF TERMS.docx
+++ b/SMARTCLAUSE HEADS OF TERMS.docx
@@ -19,7 +19,7 @@
           <w:bCs/>
           <w:u w:val="single"/>
         </w:rPr>
-        <w:t>SMARTCLAUSE HEADS OF TERMS</w:t>
+        <w:t>SMARTCLAUSE HEAD OF TERMS</w:t>
       </w:r>
     </w:p>
     <w:p>
